--- a/bachelor/sem1/informatics/lab1/ОтчётЛаб1.docx
+++ b/bachelor/sem1/informatics/lab1/ОтчётЛаб1.docx
@@ -1056,6 +1056,7 @@
       </w:pPr>
       <w:r>
         <w:rPr>
+          <w:noProof/>
           <w:szCs w:val="28"/>
         </w:rPr>
         <w:drawing>
@@ -1191,6 +1192,7 @@
       </w:pPr>
       <w:r>
         <w:rPr>
+          <w:noProof/>
           <w:szCs w:val="28"/>
         </w:rPr>
         <w:drawing>
@@ -1282,6 +1284,7 @@
       </w:pPr>
       <w:r>
         <w:rPr>
+          <w:noProof/>
           <w:szCs w:val="28"/>
         </w:rPr>
         <w:lastRenderedPageBreak/>
@@ -1347,6 +1350,7 @@
       </w:pPr>
       <w:r>
         <w:rPr>
+          <w:noProof/>
           <w:szCs w:val="28"/>
         </w:rPr>
         <w:drawing>
@@ -1591,6 +1595,7 @@
       </w:pPr>
       <w:r>
         <w:rPr>
+          <w:noProof/>
           <w:szCs w:val="28"/>
         </w:rPr>
         <w:drawing>
@@ -1982,13 +1987,7 @@
         <w:rPr>
           <w:szCs w:val="28"/>
         </w:rPr>
-        <w:t xml:space="preserve">. </w:t>
-      </w:r>
-      <w:r>
-        <w:rPr>
-          <w:szCs w:val="28"/>
-        </w:rPr>
-        <w:t xml:space="preserve">Так как ++ перед </w:t>
+        <w:t xml:space="preserve">. Так как ++ перед </w:t>
       </w:r>
       <w:r>
         <w:rPr>
@@ -2076,13 +2075,7 @@
         <w:rPr>
           <w:szCs w:val="28"/>
         </w:rPr>
-        <w:t>вычитается единица. В самом конце идет сравнение</w:t>
-      </w:r>
-      <w:r>
-        <w:rPr>
-          <w:szCs w:val="28"/>
-        </w:rPr>
-        <w:t>.</w:t>
+        <w:t>вычитается единица. В самом конце идет сравнение.</w:t>
       </w:r>
       <w:r>
         <w:rPr>
@@ -2101,6 +2094,7 @@
       </w:pPr>
       <w:r>
         <w:rPr>
+          <w:noProof/>
           <w:szCs w:val="28"/>
         </w:rPr>
         <w:drawing>
@@ -2608,9 +2602,12 @@
     </w:p>
     <w:p>
       <w:pPr>
-        <w:spacing w:after="0" w:line="360" w:lineRule="auto"/>
-        <w:jc w:val="center"/>
-        <w:rPr>
+        <w:pStyle w:val="a7"/>
+        <w:spacing w:after="0" w:line="360" w:lineRule="auto"/>
+        <w:ind w:left="0"/>
+        <w:jc w:val="center"/>
+        <w:rPr>
+          <w:rFonts w:cs="Times New Roman"/>
           <w:b/>
           <w:bCs/>
           <w:sz w:val="32"/>
@@ -2619,13 +2616,293 @@
       </w:pPr>
       <w:r>
         <w:rPr>
+          <w:rFonts w:cs="Times New Roman"/>
           <w:b/>
           <w:bCs/>
           <w:sz w:val="32"/>
           <w:szCs w:val="32"/>
         </w:rPr>
         <w:lastRenderedPageBreak/>
-        <w:t>ПРИЛОЖЕНИЕ А</w:t>
+        <w:t>СПИСОК ИСПОЛЬЗОВАННЫХ ИСТОЧНИКОВ</w:t>
+      </w:r>
+    </w:p>
+    <w:p>
+      <w:pPr>
+        <w:pStyle w:val="a7"/>
+        <w:numPr>
+          <w:ilvl w:val="0"/>
+          <w:numId w:val="4"/>
+        </w:numPr>
+        <w:spacing w:line="360" w:lineRule="auto"/>
+        <w:ind w:left="0" w:firstLine="709"/>
+        <w:rPr>
+          <w:rFonts w:cs="Times New Roman"/>
+          <w:szCs w:val="28"/>
+        </w:rPr>
+      </w:pPr>
+      <w:r>
+        <w:rPr>
+          <w:rFonts w:cs="Times New Roman"/>
+          <w:szCs w:val="28"/>
+        </w:rPr>
+        <w:t>ГОСТ 19.701-90 — «Единая система программной документации. Схемы алгоритмов, программ, данных и систем. Условные обозначения и правила выполнения»</w:t>
+      </w:r>
+      <w:r>
+        <w:rPr>
+          <w:rFonts w:cs="Times New Roman"/>
+          <w:szCs w:val="28"/>
+        </w:rPr>
+        <w:t>.</w:t>
+      </w:r>
+    </w:p>
+    <w:p>
+      <w:pPr>
+        <w:pStyle w:val="a7"/>
+        <w:numPr>
+          <w:ilvl w:val="0"/>
+          <w:numId w:val="4"/>
+        </w:numPr>
+        <w:spacing w:line="360" w:lineRule="auto"/>
+        <w:ind w:left="0" w:firstLine="709"/>
+        <w:rPr>
+          <w:rFonts w:cs="Times New Roman"/>
+          <w:szCs w:val="28"/>
+        </w:rPr>
+      </w:pPr>
+      <w:r>
+        <w:rPr>
+          <w:rFonts w:cs="Times New Roman"/>
+          <w:szCs w:val="28"/>
+        </w:rPr>
+        <w:t>ГОСТ 7.32-2017. Межгосударственный стандарт. Система стандартов по информации, библиотечному и издательскому делу. Отчет о научно-исследовательской работе. Структура и правила оформления.</w:t>
+      </w:r>
+    </w:p>
+    <w:p>
+      <w:pPr>
+        <w:pStyle w:val="a7"/>
+        <w:numPr>
+          <w:ilvl w:val="0"/>
+          <w:numId w:val="4"/>
+        </w:numPr>
+        <w:spacing w:line="360" w:lineRule="auto"/>
+        <w:ind w:left="0" w:firstLine="709"/>
+        <w:rPr>
+          <w:rFonts w:cs="Times New Roman"/>
+          <w:szCs w:val="28"/>
+        </w:rPr>
+      </w:pPr>
+      <w:r>
+        <w:rPr>
+          <w:rFonts w:cs="Times New Roman"/>
+          <w:szCs w:val="28"/>
+        </w:rPr>
+        <w:t>Викентьева О.Л., Полякова О.А. Программирование на языке C++. Лабораторный практикум для студентов специальности АСУ: Учеб. Пособие. – Пермь: ПГТУ, 2003.</w:t>
+      </w:r>
+    </w:p>
+    <w:p>
+      <w:pPr>
+        <w:spacing w:after="0" w:line="360" w:lineRule="auto"/>
+        <w:ind w:firstLine="709"/>
+        <w:jc w:val="center"/>
+        <w:rPr>
+          <w:szCs w:val="28"/>
+        </w:rPr>
+      </w:pPr>
+    </w:p>
+    <w:p>
+      <w:pPr>
+        <w:spacing w:after="0" w:line="360" w:lineRule="auto"/>
+        <w:ind w:firstLine="709"/>
+        <w:jc w:val="center"/>
+        <w:rPr>
+          <w:szCs w:val="28"/>
+        </w:rPr>
+      </w:pPr>
+    </w:p>
+    <w:p>
+      <w:pPr>
+        <w:spacing w:after="0" w:line="360" w:lineRule="auto"/>
+        <w:ind w:firstLine="709"/>
+        <w:jc w:val="center"/>
+        <w:rPr>
+          <w:szCs w:val="28"/>
+        </w:rPr>
+      </w:pPr>
+    </w:p>
+    <w:p>
+      <w:pPr>
+        <w:spacing w:after="0" w:line="360" w:lineRule="auto"/>
+        <w:ind w:firstLine="709"/>
+        <w:jc w:val="center"/>
+        <w:rPr>
+          <w:szCs w:val="28"/>
+        </w:rPr>
+      </w:pPr>
+    </w:p>
+    <w:p>
+      <w:pPr>
+        <w:spacing w:after="0" w:line="360" w:lineRule="auto"/>
+        <w:ind w:firstLine="709"/>
+        <w:jc w:val="center"/>
+        <w:rPr>
+          <w:szCs w:val="28"/>
+        </w:rPr>
+      </w:pPr>
+    </w:p>
+    <w:p>
+      <w:pPr>
+        <w:spacing w:after="0" w:line="360" w:lineRule="auto"/>
+        <w:ind w:firstLine="709"/>
+        <w:jc w:val="center"/>
+        <w:rPr>
+          <w:szCs w:val="28"/>
+        </w:rPr>
+      </w:pPr>
+    </w:p>
+    <w:p>
+      <w:pPr>
+        <w:spacing w:after="0" w:line="360" w:lineRule="auto"/>
+        <w:ind w:firstLine="709"/>
+        <w:jc w:val="center"/>
+        <w:rPr>
+          <w:szCs w:val="28"/>
+        </w:rPr>
+      </w:pPr>
+    </w:p>
+    <w:p>
+      <w:pPr>
+        <w:spacing w:after="0" w:line="360" w:lineRule="auto"/>
+        <w:ind w:firstLine="709"/>
+        <w:jc w:val="center"/>
+        <w:rPr>
+          <w:szCs w:val="28"/>
+        </w:rPr>
+      </w:pPr>
+    </w:p>
+    <w:p>
+      <w:pPr>
+        <w:spacing w:after="0" w:line="360" w:lineRule="auto"/>
+        <w:ind w:firstLine="709"/>
+        <w:jc w:val="center"/>
+        <w:rPr>
+          <w:szCs w:val="28"/>
+        </w:rPr>
+      </w:pPr>
+    </w:p>
+    <w:p>
+      <w:pPr>
+        <w:spacing w:after="0" w:line="360" w:lineRule="auto"/>
+        <w:ind w:firstLine="709"/>
+        <w:jc w:val="center"/>
+        <w:rPr>
+          <w:szCs w:val="28"/>
+        </w:rPr>
+      </w:pPr>
+    </w:p>
+    <w:p>
+      <w:pPr>
+        <w:spacing w:after="0" w:line="360" w:lineRule="auto"/>
+        <w:ind w:firstLine="709"/>
+        <w:jc w:val="center"/>
+        <w:rPr>
+          <w:szCs w:val="28"/>
+        </w:rPr>
+      </w:pPr>
+    </w:p>
+    <w:p>
+      <w:pPr>
+        <w:spacing w:after="0" w:line="360" w:lineRule="auto"/>
+        <w:ind w:firstLine="709"/>
+        <w:jc w:val="center"/>
+        <w:rPr>
+          <w:szCs w:val="28"/>
+        </w:rPr>
+      </w:pPr>
+    </w:p>
+    <w:p>
+      <w:pPr>
+        <w:spacing w:after="0" w:line="360" w:lineRule="auto"/>
+        <w:ind w:firstLine="709"/>
+        <w:jc w:val="center"/>
+        <w:rPr>
+          <w:szCs w:val="28"/>
+        </w:rPr>
+      </w:pPr>
+    </w:p>
+    <w:p>
+      <w:pPr>
+        <w:spacing w:after="0" w:line="360" w:lineRule="auto"/>
+        <w:ind w:firstLine="709"/>
+        <w:jc w:val="center"/>
+        <w:rPr>
+          <w:szCs w:val="28"/>
+        </w:rPr>
+      </w:pPr>
+    </w:p>
+    <w:p>
+      <w:pPr>
+        <w:spacing w:after="0" w:line="360" w:lineRule="auto"/>
+        <w:ind w:firstLine="709"/>
+        <w:jc w:val="center"/>
+        <w:rPr>
+          <w:szCs w:val="28"/>
+        </w:rPr>
+      </w:pPr>
+    </w:p>
+    <w:p>
+      <w:pPr>
+        <w:spacing w:after="0" w:line="360" w:lineRule="auto"/>
+        <w:ind w:firstLine="709"/>
+        <w:jc w:val="center"/>
+        <w:rPr>
+          <w:szCs w:val="28"/>
+        </w:rPr>
+      </w:pPr>
+    </w:p>
+    <w:p>
+      <w:pPr>
+        <w:spacing w:after="0" w:line="360" w:lineRule="auto"/>
+        <w:ind w:firstLine="709"/>
+        <w:jc w:val="center"/>
+        <w:rPr>
+          <w:szCs w:val="28"/>
+        </w:rPr>
+      </w:pPr>
+    </w:p>
+    <w:p>
+      <w:pPr>
+        <w:spacing w:after="0" w:line="360" w:lineRule="auto"/>
+        <w:ind w:firstLine="709"/>
+        <w:jc w:val="center"/>
+        <w:rPr>
+          <w:szCs w:val="28"/>
+        </w:rPr>
+      </w:pPr>
+    </w:p>
+    <w:p>
+      <w:pPr>
+        <w:spacing w:after="0" w:line="360" w:lineRule="auto"/>
+        <w:ind w:firstLine="709"/>
+        <w:jc w:val="center"/>
+        <w:rPr>
+          <w:szCs w:val="28"/>
+        </w:rPr>
+      </w:pPr>
+    </w:p>
+    <w:p>
+      <w:pPr>
+        <w:spacing w:after="0" w:line="360" w:lineRule="auto"/>
+        <w:ind w:firstLine="709"/>
+        <w:jc w:val="center"/>
+        <w:rPr>
+          <w:szCs w:val="28"/>
+        </w:rPr>
+      </w:pPr>
+      <w:r>
+        <w:rPr>
+          <w:szCs w:val="28"/>
+        </w:rPr>
+        <w:t>7</w:t>
       </w:r>
     </w:p>
     <w:p>
@@ -2643,6 +2920,29 @@
         <w:rPr>
           <w:b/>
           <w:bCs/>
+          <w:sz w:val="32"/>
+          <w:szCs w:val="32"/>
+        </w:rPr>
+        <w:lastRenderedPageBreak/>
+        <w:t>ПРИЛОЖЕНИЕ А</w:t>
+      </w:r>
+    </w:p>
+    <w:p>
+      <w:pPr>
+        <w:spacing w:after="0" w:line="360" w:lineRule="auto"/>
+        <w:jc w:val="center"/>
+        <w:rPr>
+          <w:b/>
+          <w:bCs/>
+          <w:sz w:val="32"/>
+          <w:szCs w:val="32"/>
+        </w:rPr>
+      </w:pPr>
+      <w:r>
+        <w:rPr>
+          <w:b/>
+          <w:bCs/>
+          <w:noProof/>
           <w:sz w:val="32"/>
           <w:szCs w:val="32"/>
         </w:rPr>
@@ -2756,7 +3056,7 @@
         <w:rPr>
           <w:szCs w:val="28"/>
         </w:rPr>
-        <w:t>7</w:t>
+        <w:t>8</w:t>
       </w:r>
     </w:p>
     <w:p>
@@ -2796,6 +3096,7 @@
         <w:rPr>
           <w:b/>
           <w:bCs/>
+          <w:noProof/>
           <w:sz w:val="32"/>
           <w:szCs w:val="32"/>
         </w:rPr>
@@ -2909,7 +3210,7 @@
         <w:rPr>
           <w:szCs w:val="28"/>
         </w:rPr>
-        <w:t>8</w:t>
+        <w:t>9</w:t>
       </w:r>
     </w:p>
     <w:sectPr>
@@ -3151,16 +3452,16 @@
     </w:lvl>
   </w:abstractNum>
   <w:abstractNum w:abstractNumId="2" w15:restartNumberingAfterBreak="0">
-    <w:nsid w:val="6CD60FC9"/>
+    <w:nsid w:val="3AAB7EB5"/>
     <w:multiLevelType w:val="hybridMultilevel"/>
-    <w:tmpl w:val="A9E8BCBE"/>
-    <w:lvl w:ilvl="0" w:tplc="EC007C0E">
+    <w:tmpl w:val="D22A4860"/>
+    <w:lvl w:ilvl="0" w:tplc="195407A0">
       <w:start w:val="1"/>
       <w:numFmt w:val="decimal"/>
-      <w:lvlText w:val="%1)"/>
+      <w:lvlText w:val="%1"/>
       <w:lvlJc w:val="left"/>
       <w:pPr>
-        <w:ind w:left="1069" w:hanging="360"/>
+        <w:ind w:left="720" w:hanging="360"/>
       </w:pPr>
       <w:rPr>
         <w:rFonts w:hint="default"/>
@@ -3172,7 +3473,7 @@
       <w:lvlText w:val="%2."/>
       <w:lvlJc w:val="left"/>
       <w:pPr>
-        <w:ind w:left="1789" w:hanging="360"/>
+        <w:ind w:left="1440" w:hanging="360"/>
       </w:pPr>
     </w:lvl>
     <w:lvl w:ilvl="2" w:tplc="0419001B" w:tentative="1">
@@ -3181,7 +3482,7 @@
       <w:lvlText w:val="%3."/>
       <w:lvlJc w:val="right"/>
       <w:pPr>
-        <w:ind w:left="2509" w:hanging="180"/>
+        <w:ind w:left="2160" w:hanging="180"/>
       </w:pPr>
     </w:lvl>
     <w:lvl w:ilvl="3" w:tplc="0419000F" w:tentative="1">
@@ -3190,7 +3491,7 @@
       <w:lvlText w:val="%4."/>
       <w:lvlJc w:val="left"/>
       <w:pPr>
-        <w:ind w:left="3229" w:hanging="360"/>
+        <w:ind w:left="2880" w:hanging="360"/>
       </w:pPr>
     </w:lvl>
     <w:lvl w:ilvl="4" w:tplc="04190019" w:tentative="1">
@@ -3199,7 +3500,7 @@
       <w:lvlText w:val="%5."/>
       <w:lvlJc w:val="left"/>
       <w:pPr>
-        <w:ind w:left="3949" w:hanging="360"/>
+        <w:ind w:left="3600" w:hanging="360"/>
       </w:pPr>
     </w:lvl>
     <w:lvl w:ilvl="5" w:tplc="0419001B" w:tentative="1">
@@ -3208,7 +3509,7 @@
       <w:lvlText w:val="%6."/>
       <w:lvlJc w:val="right"/>
       <w:pPr>
-        <w:ind w:left="4669" w:hanging="180"/>
+        <w:ind w:left="4320" w:hanging="180"/>
       </w:pPr>
     </w:lvl>
     <w:lvl w:ilvl="6" w:tplc="0419000F" w:tentative="1">
@@ -3217,7 +3518,7 @@
       <w:lvlText w:val="%7."/>
       <w:lvlJc w:val="left"/>
       <w:pPr>
-        <w:ind w:left="5389" w:hanging="360"/>
+        <w:ind w:left="5040" w:hanging="360"/>
       </w:pPr>
     </w:lvl>
     <w:lvl w:ilvl="7" w:tplc="04190019" w:tentative="1">
@@ -3226,7 +3527,7 @@
       <w:lvlText w:val="%8."/>
       <w:lvlJc w:val="left"/>
       <w:pPr>
-        <w:ind w:left="6109" w:hanging="360"/>
+        <w:ind w:left="5760" w:hanging="360"/>
       </w:pPr>
     </w:lvl>
     <w:lvl w:ilvl="8" w:tplc="0419001B" w:tentative="1">
@@ -3235,18 +3536,110 @@
       <w:lvlText w:val="%9."/>
       <w:lvlJc w:val="right"/>
       <w:pPr>
+        <w:ind w:left="6480" w:hanging="180"/>
+      </w:pPr>
+    </w:lvl>
+  </w:abstractNum>
+  <w:abstractNum w:abstractNumId="3" w15:restartNumberingAfterBreak="0">
+    <w:nsid w:val="6CD60FC9"/>
+    <w:multiLevelType w:val="hybridMultilevel"/>
+    <w:tmpl w:val="A9E8BCBE"/>
+    <w:lvl w:ilvl="0" w:tplc="EC007C0E">
+      <w:start w:val="1"/>
+      <w:numFmt w:val="decimal"/>
+      <w:lvlText w:val="%1)"/>
+      <w:lvlJc w:val="left"/>
+      <w:pPr>
+        <w:ind w:left="1069" w:hanging="360"/>
+      </w:pPr>
+      <w:rPr>
+        <w:rFonts w:hint="default"/>
+      </w:rPr>
+    </w:lvl>
+    <w:lvl w:ilvl="1" w:tplc="04190019" w:tentative="1">
+      <w:start w:val="1"/>
+      <w:numFmt w:val="lowerLetter"/>
+      <w:lvlText w:val="%2."/>
+      <w:lvlJc w:val="left"/>
+      <w:pPr>
+        <w:ind w:left="1789" w:hanging="360"/>
+      </w:pPr>
+    </w:lvl>
+    <w:lvl w:ilvl="2" w:tplc="0419001B" w:tentative="1">
+      <w:start w:val="1"/>
+      <w:numFmt w:val="lowerRoman"/>
+      <w:lvlText w:val="%3."/>
+      <w:lvlJc w:val="right"/>
+      <w:pPr>
+        <w:ind w:left="2509" w:hanging="180"/>
+      </w:pPr>
+    </w:lvl>
+    <w:lvl w:ilvl="3" w:tplc="0419000F" w:tentative="1">
+      <w:start w:val="1"/>
+      <w:numFmt w:val="decimal"/>
+      <w:lvlText w:val="%4."/>
+      <w:lvlJc w:val="left"/>
+      <w:pPr>
+        <w:ind w:left="3229" w:hanging="360"/>
+      </w:pPr>
+    </w:lvl>
+    <w:lvl w:ilvl="4" w:tplc="04190019" w:tentative="1">
+      <w:start w:val="1"/>
+      <w:numFmt w:val="lowerLetter"/>
+      <w:lvlText w:val="%5."/>
+      <w:lvlJc w:val="left"/>
+      <w:pPr>
+        <w:ind w:left="3949" w:hanging="360"/>
+      </w:pPr>
+    </w:lvl>
+    <w:lvl w:ilvl="5" w:tplc="0419001B" w:tentative="1">
+      <w:start w:val="1"/>
+      <w:numFmt w:val="lowerRoman"/>
+      <w:lvlText w:val="%6."/>
+      <w:lvlJc w:val="right"/>
+      <w:pPr>
+        <w:ind w:left="4669" w:hanging="180"/>
+      </w:pPr>
+    </w:lvl>
+    <w:lvl w:ilvl="6" w:tplc="0419000F" w:tentative="1">
+      <w:start w:val="1"/>
+      <w:numFmt w:val="decimal"/>
+      <w:lvlText w:val="%7."/>
+      <w:lvlJc w:val="left"/>
+      <w:pPr>
+        <w:ind w:left="5389" w:hanging="360"/>
+      </w:pPr>
+    </w:lvl>
+    <w:lvl w:ilvl="7" w:tplc="04190019" w:tentative="1">
+      <w:start w:val="1"/>
+      <w:numFmt w:val="lowerLetter"/>
+      <w:lvlText w:val="%8."/>
+      <w:lvlJc w:val="left"/>
+      <w:pPr>
+        <w:ind w:left="6109" w:hanging="360"/>
+      </w:pPr>
+    </w:lvl>
+    <w:lvl w:ilvl="8" w:tplc="0419001B" w:tentative="1">
+      <w:start w:val="1"/>
+      <w:numFmt w:val="lowerRoman"/>
+      <w:lvlText w:val="%9."/>
+      <w:lvlJc w:val="right"/>
+      <w:pPr>
         <w:ind w:left="6829" w:hanging="180"/>
       </w:pPr>
     </w:lvl>
   </w:abstractNum>
   <w:num w:numId="1" w16cid:durableId="2037805576">
-    <w:abstractNumId w:val="2"/>
+    <w:abstractNumId w:val="3"/>
   </w:num>
   <w:num w:numId="2" w16cid:durableId="1961060270">
     <w:abstractNumId w:val="1"/>
   </w:num>
   <w:num w:numId="3" w16cid:durableId="1042903615">
     <w:abstractNumId w:val="0"/>
+  </w:num>
+  <w:num w:numId="4" w16cid:durableId="1262179440">
+    <w:abstractNumId w:val="2"/>
   </w:num>
 </w:numbering>
 </file>
@@ -3861,6 +4254,7 @@
   <w:style w:type="character" w:default="1" w:styleId="a0">
     <w:name w:val="Default Paragraph Font"/>
     <w:uiPriority w:val="1"/>
+    <w:semiHidden/>
     <w:unhideWhenUsed/>
   </w:style>
   <w:style w:type="table" w:default="1" w:styleId="a1">
